--- a/GOKU INSTINTO SUPERIOR.docx
+++ b/GOKU INSTINTO SUPERIOR.docx
@@ -5,7 +5,7 @@
     <w:tbl>
       <w:tblPr>
         <w:tblStyle w:val="Tabelacomgrade"/>
-        <w:tblpPr w:leftFromText="141" w:rightFromText="141" w:vertAnchor="text" w:horzAnchor="page" w:tblpX="835" w:tblpY="374"/>
+        <w:tblpPr w:leftFromText="141" w:rightFromText="141" w:vertAnchor="text" w:horzAnchor="page" w:tblpX="884" w:tblpY="1157"/>
         <w:tblW w:w="0" w:type="auto"/>
         <w:tblLook w:val="04A0" w:firstRow="1" w:lastRow="0" w:firstColumn="1" w:lastColumn="0" w:noHBand="0" w:noVBand="1"/>
       </w:tblPr>
@@ -39,11 +39,116 @@
           </w:p>
         </w:tc>
       </w:tr>
+      <w:tr>
+        <w:trPr>
+          <w:trHeight w:val="250"/>
+        </w:trPr>
+        <w:tc>
+          <w:tcPr>
+            <w:tcW w:w="2761" w:type="dxa"/>
+            <w:shd w:val="clear" w:color="auto" w:fill="0D0D0D" w:themeFill="text1" w:themeFillTint="F2"/>
+          </w:tcPr>
+          <w:p>
+            <w:pPr>
+              <w:jc w:val="center"/>
+              <w:rPr>
+                <w:b/>
+                <w:color w:val="00B0F0"/>
+              </w:rPr>
+            </w:pPr>
+          </w:p>
+        </w:tc>
+      </w:tr>
     </w:tbl>
+    <w:p>
+      <w:pPr>
+        <w:jc w:val="center"/>
+        <w:rPr>
+          <w:b/>
+          <w:i/>
+          <w:color w:val="262626" w:themeColor="text1" w:themeTint="D9"/>
+          <w:sz w:val="52"/>
+          <w:szCs w:val="52"/>
+          <w14:shadow w14:blurRad="0" w14:dist="38100" w14:dir="2700000" w14:sx="100000" w14:sy="100000" w14:kx="0" w14:ky="0" w14:algn="bl">
+            <w14:schemeClr w14:val="accent5"/>
+          </w14:shadow>
+          <w14:textOutline w14:w="6731" w14:cap="flat" w14:cmpd="sng" w14:algn="ctr">
+            <w14:solidFill>
+              <w14:schemeClr w14:val="bg1"/>
+            </w14:solidFill>
+            <w14:prstDash w14:val="solid"/>
+            <w14:round/>
+          </w14:textOutline>
+        </w:rPr>
+      </w:pPr>
+      <w:r>
+        <w:rPr>
+          <w:b/>
+          <w:i/>
+          <w:color w:val="262626" w:themeColor="text1" w:themeTint="D9"/>
+          <w:sz w:val="52"/>
+          <w:szCs w:val="52"/>
+          <w14:shadow w14:blurRad="0" w14:dist="38100" w14:dir="2700000" w14:sx="100000" w14:sy="100000" w14:kx="0" w14:ky="0" w14:algn="bl">
+            <w14:schemeClr w14:val="accent5"/>
+          </w14:shadow>
+          <w14:textOutline w14:w="6731" w14:cap="flat" w14:cmpd="sng" w14:algn="ctr">
+            <w14:solidFill>
+              <w14:schemeClr w14:val="bg1"/>
+            </w14:solidFill>
+            <w14:prstDash w14:val="solid"/>
+            <w14:round/>
+          </w14:textOutline>
+        </w:rPr>
+        <w:t>Personagens De Animes</w:t>
+      </w:r>
+    </w:p>
     <w:tbl>
       <w:tblPr>
         <w:tblStyle w:val="Tabelacomgrade"/>
-        <w:tblpPr w:leftFromText="141" w:rightFromText="141" w:vertAnchor="text" w:horzAnchor="margin" w:tblpXSpec="center" w:tblpY="347"/>
+        <w:tblpPr w:leftFromText="141" w:rightFromText="141" w:vertAnchor="text" w:horzAnchor="page" w:tblpX="8424" w:tblpY="298"/>
+        <w:tblW w:w="0" w:type="auto"/>
+        <w:tblLook w:val="04A0" w:firstRow="1" w:lastRow="0" w:firstColumn="1" w:lastColumn="0" w:noHBand="0" w:noVBand="1"/>
+      </w:tblPr>
+      <w:tblGrid>
+        <w:gridCol w:w="2420"/>
+      </w:tblGrid>
+      <w:tr>
+        <w:trPr>
+          <w:trHeight w:val="253"/>
+        </w:trPr>
+        <w:tc>
+          <w:tcPr>
+            <w:tcW w:w="2420" w:type="dxa"/>
+            <w:shd w:val="clear" w:color="auto" w:fill="000000" w:themeFill="text1"/>
+          </w:tcPr>
+          <w:p>
+            <w:pPr>
+              <w:jc w:val="center"/>
+              <w:rPr>
+                <w:color w:val="FF0000"/>
+              </w:rPr>
+            </w:pPr>
+            <w:r>
+              <w:rPr>
+                <w:color w:val="FF0000"/>
+              </w:rPr>
+              <w:t>MADARA UCHIHA</w:t>
+            </w:r>
+          </w:p>
+        </w:tc>
+      </w:tr>
+    </w:tbl>
+    <w:p>
+      <w:pPr>
+        <w:rPr>
+          <w:color w:val="CC3399"/>
+        </w:rPr>
+      </w:pPr>
+    </w:p>
+    <w:tbl>
+      <w:tblPr>
+        <w:tblStyle w:val="Tabelacomgrade"/>
+        <w:tblpPr w:leftFromText="141" w:rightFromText="141" w:vertAnchor="text" w:horzAnchor="margin" w:tblpXSpec="center" w:tblpY="11"/>
         <w:tblW w:w="0" w:type="auto"/>
         <w:tblLook w:val="04A0" w:firstRow="1" w:lastRow="0" w:firstColumn="1" w:lastColumn="0" w:noHBand="0" w:noVBand="1"/>
       </w:tblPr>
@@ -61,105 +166,48 @@
           </w:tcPr>
           <w:p>
             <w:pPr>
-              <w:tabs>
-                <w:tab w:val="right" w:pos="2109"/>
-              </w:tabs>
-              <w:rPr>
-                <w:color w:val="CC3399"/>
-              </w:rPr>
-            </w:pPr>
-            <w:r>
-              <w:t xml:space="preserve"> </w:t>
-            </w:r>
-            <w:r>
-              <w:rPr>
-                <w:b/>
-                <w:color w:val="CC3399"/>
-                <w14:shadow w14:blurRad="12700" w14:dist="38100" w14:dir="2700000" w14:sx="100000" w14:sy="100000" w14:kx="0" w14:ky="0" w14:algn="tl">
-                  <w14:schemeClr w14:val="bg1">
-                    <w14:lumMod w14:val="50000"/>
-                  </w14:schemeClr>
-                </w14:shadow>
-                <w14:textOutline w14:w="9525" w14:cap="flat" w14:cmpd="sng" w14:algn="ctr">
-                  <w14:solidFill>
-                    <w14:schemeClr w14:val="bg1"/>
-                  </w14:solidFill>
-                  <w14:prstDash w14:val="solid"/>
-                  <w14:round/>
-                </w14:textOutline>
+              <w:jc w:val="center"/>
+              <w:rPr>
+                <w:color w:val="CC00CC"/>
+              </w:rPr>
+            </w:pPr>
+            <w:r>
+              <w:rPr>
+                <w:color w:val="CC00CC"/>
               </w:rPr>
               <w:t>MAJIN BOO SUPER</w:t>
-            </w:r>
-            <w:r>
-              <w:tab/>
             </w:r>
           </w:p>
         </w:tc>
       </w:tr>
     </w:tbl>
-    <w:tbl>
-      <w:tblPr>
-        <w:tblStyle w:val="Tabelacomgrade"/>
-        <w:tblpPr w:leftFromText="141" w:rightFromText="141" w:vertAnchor="text" w:horzAnchor="page" w:tblpX="8331" w:tblpY="334"/>
-        <w:tblW w:w="0" w:type="auto"/>
-        <w:tblLook w:val="04A0" w:firstRow="1" w:lastRow="0" w:firstColumn="1" w:lastColumn="0" w:noHBand="0" w:noVBand="1"/>
-      </w:tblPr>
-      <w:tblGrid>
-        <w:gridCol w:w="2420"/>
-      </w:tblGrid>
-      <w:tr>
-        <w:trPr>
-          <w:trHeight w:val="253"/>
-        </w:trPr>
-        <w:tc>
-          <w:tcPr>
-            <w:tcW w:w="2420" w:type="dxa"/>
-            <w:shd w:val="clear" w:color="auto" w:fill="000000" w:themeFill="text1"/>
-          </w:tcPr>
-          <w:p>
-            <w:pPr>
-              <w:rPr>
-                <w:color w:val="FF0000"/>
-              </w:rPr>
-            </w:pPr>
-            <w:r>
-              <w:rPr>
-                <w:color w:val="FF0000"/>
-              </w:rPr>
-              <w:t xml:space="preserve">  MADARA UCHIHA</w:t>
-            </w:r>
-          </w:p>
-        </w:tc>
-      </w:tr>
-    </w:tbl>
+    <w:p/>
     <w:p>
-      <w:bookmarkStart w:id="0" w:name="_GoBack"/>
-      <w:bookmarkEnd w:id="0"/>
       <w:r>
         <w:rPr>
-          <w:highlight w:val="black"/>
+          <w:noProof/>
         </w:rPr>
         <w:drawing>
           <wp:anchor distT="0" distB="0" distL="114300" distR="114300" simplePos="0" relativeHeight="251659264" behindDoc="1" locked="0" layoutInCell="1" allowOverlap="1">
             <wp:simplePos x="0" y="0"/>
             <wp:positionH relativeFrom="margin">
-              <wp:posOffset>1756197</wp:posOffset>
+              <wp:posOffset>4883581</wp:posOffset>
             </wp:positionH>
             <wp:positionV relativeFrom="paragraph">
-              <wp:posOffset>432726</wp:posOffset>
+              <wp:posOffset>61499</wp:posOffset>
             </wp:positionV>
-            <wp:extent cx="2054225" cy="2939415"/>
-            <wp:effectExtent l="0" t="0" r="3175" b="0"/>
+            <wp:extent cx="1626235" cy="3532505"/>
+            <wp:effectExtent l="228600" t="228600" r="221615" b="220345"/>
             <wp:wrapTight wrapText="bothSides">
               <wp:wrapPolygon edited="0">
-                <wp:start x="0" y="0"/>
-                <wp:lineTo x="0" y="21418"/>
-                <wp:lineTo x="21433" y="21418"/>
-                <wp:lineTo x="21433" y="0"/>
-                <wp:lineTo x="0" y="0"/>
+                <wp:start x="-3036" y="-1398"/>
+                <wp:lineTo x="-3036" y="22831"/>
+                <wp:lineTo x="24291" y="22831"/>
+                <wp:lineTo x="24291" y="-1398"/>
+                <wp:lineTo x="-3036" y="-1398"/>
               </wp:wrapPolygon>
             </wp:wrapTight>
-            <wp:docPr id="2" name="Imagem 2"/>
+            <wp:docPr id="3" name="Imagem 3"/>
             <wp:cNvGraphicFramePr>
               <a:graphicFrameLocks xmlns:a="http://schemas.openxmlformats.org/drawingml/2006/main" noChangeAspect="1"/>
             </wp:cNvGraphicFramePr>
@@ -167,7 +215,7 @@
               <a:graphicData uri="http://schemas.openxmlformats.org/drawingml/2006/picture">
                 <pic:pic xmlns:pic="http://schemas.openxmlformats.org/drawingml/2006/picture">
                   <pic:nvPicPr>
-                    <pic:cNvPr id="2" name="download.jfif"/>
+                    <pic:cNvPr id="3" name="download (1).jfif"/>
                     <pic:cNvPicPr/>
                   </pic:nvPicPr>
                   <pic:blipFill>
@@ -194,11 +242,23 @@
                   <pic:spPr>
                     <a:xfrm>
                       <a:off x="0" y="0"/>
-                      <a:ext cx="2054225" cy="2939415"/>
+                      <a:ext cx="1626235" cy="3532505"/>
                     </a:xfrm>
                     <a:prstGeom prst="rect">
                       <a:avLst/>
                     </a:prstGeom>
+                    <a:ln w="228600" cap="sq" cmpd="thickThin">
+                      <a:solidFill>
+                        <a:srgbClr val="C00000"/>
+                      </a:solidFill>
+                      <a:prstDash val="solid"/>
+                      <a:miter lim="800000"/>
+                    </a:ln>
+                    <a:effectLst>
+                      <a:innerShdw blurRad="76200">
+                        <a:srgbClr val="000000"/>
+                      </a:innerShdw>
+                    </a:effectLst>
                   </pic:spPr>
                 </pic:pic>
               </a:graphicData>
@@ -215,28 +275,36 @@
       <w:r>
         <w:rPr>
           <w:noProof/>
+          <w:color w:val="00B0F0"/>
         </w:rPr>
         <w:drawing>
-          <wp:anchor distT="0" distB="0" distL="114300" distR="114300" simplePos="0" relativeHeight="251660288" behindDoc="1" locked="0" layoutInCell="1" allowOverlap="1">
+          <wp:anchor distT="0" distB="0" distL="114300" distR="114300" simplePos="0" relativeHeight="251657216" behindDoc="1" locked="0" layoutInCell="1" allowOverlap="1">
             <wp:simplePos x="0" y="0"/>
-            <wp:positionH relativeFrom="margin">
-              <wp:posOffset>4199356</wp:posOffset>
+            <wp:positionH relativeFrom="page">
+              <wp:posOffset>417447</wp:posOffset>
             </wp:positionH>
             <wp:positionV relativeFrom="paragraph">
-              <wp:posOffset>457835</wp:posOffset>
+              <wp:posOffset>80645</wp:posOffset>
             </wp:positionV>
-            <wp:extent cx="1365250" cy="2964815"/>
-            <wp:effectExtent l="0" t="0" r="6350" b="6985"/>
+            <wp:extent cx="1998345" cy="3552825"/>
+            <wp:effectExtent l="285750" t="266700" r="287655" b="276225"/>
             <wp:wrapTight wrapText="bothSides">
               <wp:wrapPolygon edited="0">
-                <wp:start x="0" y="0"/>
-                <wp:lineTo x="0" y="21512"/>
-                <wp:lineTo x="21399" y="21512"/>
-                <wp:lineTo x="21399" y="0"/>
-                <wp:lineTo x="0" y="0"/>
+                <wp:start x="206" y="-1621"/>
+                <wp:lineTo x="-3089" y="-1390"/>
+                <wp:lineTo x="-3089" y="21079"/>
+                <wp:lineTo x="-1647" y="22700"/>
+                <wp:lineTo x="-412" y="23164"/>
+                <wp:lineTo x="22032" y="23164"/>
+                <wp:lineTo x="23268" y="22700"/>
+                <wp:lineTo x="24503" y="20963"/>
+                <wp:lineTo x="24503" y="463"/>
+                <wp:lineTo x="21415" y="-1274"/>
+                <wp:lineTo x="21209" y="-1621"/>
+                <wp:lineTo x="206" y="-1621"/>
               </wp:wrapPolygon>
             </wp:wrapTight>
-            <wp:docPr id="3" name="Imagem 3"/>
+            <wp:docPr id="1" name="Imagem 1"/>
             <wp:cNvGraphicFramePr>
               <a:graphicFrameLocks xmlns:a="http://schemas.openxmlformats.org/drawingml/2006/main" noChangeAspect="1"/>
             </wp:cNvGraphicFramePr>
@@ -244,15 +312,139 @@
               <a:graphicData uri="http://schemas.openxmlformats.org/drawingml/2006/picture">
                 <pic:pic xmlns:pic="http://schemas.openxmlformats.org/drawingml/2006/picture">
                   <pic:nvPicPr>
-                    <pic:cNvPr id="3" name="download (1).jfif"/>
+                    <pic:cNvPr id="1" name="dd4bf2103e9f1dfbda1438bb70d21756.jpg"/>
                     <pic:cNvPicPr/>
                   </pic:nvPicPr>
                   <pic:blipFill>
-                    <a:blip r:embed="rId7">
+                    <a:blip r:embed="rId7" cstate="print">
+                      <a:extLst>
+                        <a:ext uri="{28A0092B-C50C-407E-A947-70E740481C1C}">
+                          <a14:useLocalDpi xmlns:a14="http://schemas.microsoft.com/office/drawing/2010/main" val="0"/>
+                        </a:ext>
+                      </a:extLst>
+                    </a:blip>
+                    <a:stretch>
+                      <a:fillRect/>
+                    </a:stretch>
+                  </pic:blipFill>
+                  <pic:spPr>
+                    <a:xfrm>
+                      <a:off x="0" y="0"/>
+                      <a:ext cx="1998345" cy="3552825"/>
+                    </a:xfrm>
+                    <a:prstGeom prst="rect">
+                      <a:avLst/>
+                    </a:prstGeom>
+                    <a:ln w="190500" cap="sq">
+                      <a:solidFill>
+                        <a:srgbClr val="00B0F0"/>
+                      </a:solidFill>
+                      <a:prstDash val="solid"/>
+                      <a:miter lim="800000"/>
+                    </a:ln>
+                    <a:effectLst>
+                      <a:outerShdw blurRad="254000" algn="bl" rotWithShape="0">
+                        <a:srgbClr val="000000">
+                          <a:alpha val="43000"/>
+                        </a:srgbClr>
+                      </a:outerShdw>
+                    </a:effectLst>
+                    <a:scene3d>
+                      <a:camera prst="perspectiveFront" fov="5400000"/>
+                      <a:lightRig rig="threePt" dir="t">
+                        <a:rot lat="0" lon="0" rev="2100000"/>
+                      </a:lightRig>
+                    </a:scene3d>
+                    <a:sp3d extrusionH="25400">
+                      <a:bevelT w="304800" h="152400" prst="hardEdge"/>
+                      <a:extrusionClr>
+                        <a:srgbClr val="000000"/>
+                      </a:extrusionClr>
+                    </a:sp3d>
+                  </pic:spPr>
+                </pic:pic>
+              </a:graphicData>
+            </a:graphic>
+            <wp14:sizeRelH relativeFrom="page">
+              <wp14:pctWidth>0</wp14:pctWidth>
+            </wp14:sizeRelH>
+            <wp14:sizeRelV relativeFrom="page">
+              <wp14:pctHeight>0</wp14:pctHeight>
+            </wp14:sizeRelV>
+          </wp:anchor>
+        </w:drawing>
+      </w:r>
+      <w:r>
+        <w:rPr>
+          <w:noProof/>
+          <w:color w:val="7030A0"/>
+        </w:rPr>
+        <w:drawing>
+          <wp:anchor distT="0" distB="0" distL="114300" distR="114300" simplePos="0" relativeHeight="251656191" behindDoc="1" locked="0" layoutInCell="1" allowOverlap="1">
+            <wp:simplePos x="0" y="0"/>
+            <wp:positionH relativeFrom="margin">
+              <wp:align>center</wp:align>
+            </wp:positionH>
+            <wp:positionV relativeFrom="paragraph">
+              <wp:posOffset>76571</wp:posOffset>
+            </wp:positionV>
+            <wp:extent cx="2179320" cy="2891790"/>
+            <wp:effectExtent l="209550" t="190500" r="220980" b="194310"/>
+            <wp:wrapTight wrapText="bothSides">
+              <wp:wrapPolygon edited="0">
+                <wp:start x="9441" y="-1423"/>
+                <wp:lineTo x="3021" y="-1138"/>
+                <wp:lineTo x="3021" y="1138"/>
+                <wp:lineTo x="566" y="1138"/>
+                <wp:lineTo x="566" y="3415"/>
+                <wp:lineTo x="-944" y="3415"/>
+                <wp:lineTo x="-944" y="5692"/>
+                <wp:lineTo x="-1699" y="5692"/>
+                <wp:lineTo x="-2077" y="14798"/>
+                <wp:lineTo x="-1510" y="17075"/>
+                <wp:lineTo x="-189" y="17075"/>
+                <wp:lineTo x="-189" y="17929"/>
+                <wp:lineTo x="1699" y="19352"/>
+                <wp:lineTo x="1699" y="19494"/>
+                <wp:lineTo x="4909" y="21628"/>
+                <wp:lineTo x="5098" y="21628"/>
+                <wp:lineTo x="8308" y="22625"/>
+                <wp:lineTo x="8497" y="22909"/>
+                <wp:lineTo x="12839" y="22909"/>
+                <wp:lineTo x="13028" y="22625"/>
+                <wp:lineTo x="16238" y="21628"/>
+                <wp:lineTo x="16427" y="21628"/>
+                <wp:lineTo x="20014" y="19352"/>
+                <wp:lineTo x="21713" y="17075"/>
+                <wp:lineTo x="22846" y="14798"/>
+                <wp:lineTo x="23601" y="10245"/>
+                <wp:lineTo x="23224" y="7968"/>
+                <wp:lineTo x="22280" y="5692"/>
+                <wp:lineTo x="20769" y="3415"/>
+                <wp:lineTo x="18503" y="1281"/>
+                <wp:lineTo x="18503" y="0"/>
+                <wp:lineTo x="15105" y="-1138"/>
+                <wp:lineTo x="11895" y="-1423"/>
+                <wp:lineTo x="9441" y="-1423"/>
+              </wp:wrapPolygon>
+            </wp:wrapTight>
+            <wp:docPr id="2" name="Imagem 2"/>
+            <wp:cNvGraphicFramePr>
+              <a:graphicFrameLocks xmlns:a="http://schemas.openxmlformats.org/drawingml/2006/main" noChangeAspect="1"/>
+            </wp:cNvGraphicFramePr>
+            <a:graphic xmlns:a="http://schemas.openxmlformats.org/drawingml/2006/main">
+              <a:graphicData uri="http://schemas.openxmlformats.org/drawingml/2006/picture">
+                <pic:pic xmlns:pic="http://schemas.openxmlformats.org/drawingml/2006/picture">
+                  <pic:nvPicPr>
+                    <pic:cNvPr id="2" name="download.jfif"/>
+                    <pic:cNvPicPr/>
+                  </pic:nvPicPr>
+                  <pic:blipFill>
+                    <a:blip r:embed="rId8">
                       <a:extLst>
                         <a:ext uri="{BEBA8EAE-BF5A-486C-A8C5-ECC9F3942E4B}">
                           <a14:imgProps xmlns:a14="http://schemas.microsoft.com/office/drawing/2010/main">
-                            <a14:imgLayer r:embed="rId8">
+                            <a14:imgLayer r:embed="rId9">
                               <a14:imgEffect>
                                 <a14:saturation sat="400000"/>
                               </a14:imgEffect>
@@ -271,11 +463,34 @@
                   <pic:spPr>
                     <a:xfrm>
                       <a:off x="0" y="0"/>
-                      <a:ext cx="1365250" cy="2964815"/>
+                      <a:ext cx="2179320" cy="2891790"/>
                     </a:xfrm>
-                    <a:prstGeom prst="rect">
+                    <a:prstGeom prst="ellipse">
                       <a:avLst/>
                     </a:prstGeom>
+                    <a:ln w="190500" cap="rnd">
+                      <a:solidFill>
+                        <a:srgbClr val="CC00CC"/>
+                      </a:solidFill>
+                      <a:prstDash val="solid"/>
+                    </a:ln>
+                    <a:effectLst>
+                      <a:outerShdw blurRad="127000" algn="bl" rotWithShape="0">
+                        <a:srgbClr val="000000"/>
+                      </a:outerShdw>
+                    </a:effectLst>
+                    <a:scene3d>
+                      <a:camera prst="perspectiveFront" fov="5400000"/>
+                      <a:lightRig rig="threePt" dir="t">
+                        <a:rot lat="0" lon="0" rev="19200000"/>
+                      </a:lightRig>
+                    </a:scene3d>
+                    <a:sp3d extrusionH="25400">
+                      <a:bevelT w="304800" h="152400" prst="hardEdge"/>
+                      <a:extrusionClr>
+                        <a:srgbClr val="000000"/>
+                      </a:extrusionClr>
+                    </a:sp3d>
                   </pic:spPr>
                 </pic:pic>
               </a:graphicData>
@@ -290,114 +505,779 @@
         </w:drawing>
       </w:r>
     </w:p>
+    <w:p/>
+    <w:p/>
+    <w:p/>
+    <w:p/>
+    <w:tbl>
+      <w:tblPr>
+        <w:tblStyle w:val="Tabelacomgrade"/>
+        <w:tblW w:w="0" w:type="auto"/>
+        <w:tblInd w:w="1980" w:type="dxa"/>
+        <w:tblLook w:val="0420" w:firstRow="1" w:lastRow="0" w:firstColumn="0" w:lastColumn="0" w:noHBand="0" w:noVBand="1"/>
+      </w:tblPr>
+      <w:tblGrid>
+        <w:gridCol w:w="2604"/>
+        <w:gridCol w:w="1932"/>
+        <w:gridCol w:w="1932"/>
+      </w:tblGrid>
+      <w:tr>
+        <w:trPr>
+          <w:trHeight w:val="249"/>
+        </w:trPr>
+        <w:tc>
+          <w:tcPr>
+            <w:tcW w:w="6468" w:type="dxa"/>
+            <w:gridSpan w:val="3"/>
+          </w:tcPr>
+          <w:p>
+            <w:pPr>
+              <w:jc w:val="center"/>
+              <w:rPr>
+                <w:b/>
+                <w:sz w:val="28"/>
+                <w:szCs w:val="28"/>
+              </w:rPr>
+            </w:pPr>
+            <w:r>
+              <w:rPr>
+                <w:b/>
+                <w:sz w:val="28"/>
+                <w:szCs w:val="28"/>
+              </w:rPr>
+              <w:t>Personagens de animes</w:t>
+            </w:r>
+          </w:p>
+          <w:p>
+            <w:pPr>
+              <w:jc w:val="center"/>
+              <w:rPr>
+                <w:b/>
+                <w:sz w:val="28"/>
+                <w:szCs w:val="28"/>
+              </w:rPr>
+            </w:pPr>
+            <w:r>
+              <w:rPr>
+                <w:b/>
+                <w:sz w:val="28"/>
+                <w:szCs w:val="28"/>
+              </w:rPr>
+              <w:t>Tabela</w:t>
+            </w:r>
+          </w:p>
+        </w:tc>
+      </w:tr>
+      <w:tr>
+        <w:trPr>
+          <w:trHeight w:val="236"/>
+        </w:trPr>
+        <w:tc>
+          <w:tcPr>
+            <w:tcW w:w="2604" w:type="dxa"/>
+          </w:tcPr>
+          <w:p>
+            <w:pPr>
+              <w:jc w:val="center"/>
+              <w:rPr>
+                <w:b/>
+              </w:rPr>
+            </w:pPr>
+            <w:r>
+              <w:rPr>
+                <w:b/>
+              </w:rPr>
+              <w:t>Vilão</w:t>
+            </w:r>
+          </w:p>
+        </w:tc>
+        <w:tc>
+          <w:tcPr>
+            <w:tcW w:w="1932" w:type="dxa"/>
+          </w:tcPr>
+          <w:p>
+            <w:pPr>
+              <w:rPr>
+                <w:b/>
+              </w:rPr>
+            </w:pPr>
+            <w:r>
+              <w:rPr>
+                <w:b/>
+              </w:rPr>
+              <w:t>Nome:</w:t>
+            </w:r>
+          </w:p>
+        </w:tc>
+        <w:tc>
+          <w:tcPr>
+            <w:tcW w:w="1932" w:type="dxa"/>
+          </w:tcPr>
+          <w:p>
+            <w:pPr>
+              <w:rPr>
+                <w:b/>
+              </w:rPr>
+            </w:pPr>
+            <w:r>
+              <w:rPr>
+                <w:b/>
+              </w:rPr>
+              <w:t>Anime:</w:t>
+            </w:r>
+          </w:p>
+        </w:tc>
+      </w:tr>
+      <w:tr>
+        <w:trPr>
+          <w:trHeight w:val="236"/>
+        </w:trPr>
+        <w:tc>
+          <w:tcPr>
+            <w:tcW w:w="2604" w:type="dxa"/>
+          </w:tcPr>
+          <w:p>
+            <w:pPr>
+              <w:jc w:val="center"/>
+              <w:rPr>
+                <w:b/>
+              </w:rPr>
+            </w:pPr>
+            <w:r>
+              <w:rPr>
+                <w:b/>
+              </w:rPr>
+              <w:t xml:space="preserve">Herói </w:t>
+            </w:r>
+          </w:p>
+        </w:tc>
+        <w:tc>
+          <w:tcPr>
+            <w:tcW w:w="1932" w:type="dxa"/>
+          </w:tcPr>
+          <w:p>
+            <w:pPr>
+              <w:rPr>
+                <w:b/>
+              </w:rPr>
+            </w:pPr>
+            <w:r>
+              <w:rPr>
+                <w:b/>
+              </w:rPr>
+              <w:t>Nome:</w:t>
+            </w:r>
+          </w:p>
+        </w:tc>
+        <w:tc>
+          <w:tcPr>
+            <w:tcW w:w="1932" w:type="dxa"/>
+          </w:tcPr>
+          <w:p>
+            <w:pPr>
+              <w:rPr>
+                <w:b/>
+              </w:rPr>
+            </w:pPr>
+            <w:r>
+              <w:rPr>
+                <w:b/>
+              </w:rPr>
+              <w:t>Anime:</w:t>
+            </w:r>
+          </w:p>
+        </w:tc>
+      </w:tr>
+      <w:tr>
+        <w:trPr>
+          <w:trHeight w:val="236"/>
+        </w:trPr>
+        <w:tc>
+          <w:tcPr>
+            <w:tcW w:w="2604" w:type="dxa"/>
+          </w:tcPr>
+          <w:p>
+            <w:pPr>
+              <w:jc w:val="center"/>
+              <w:rPr>
+                <w:b/>
+              </w:rPr>
+            </w:pPr>
+            <w:r>
+              <w:rPr>
+                <w:b/>
+              </w:rPr>
+              <w:t>Vilão</w:t>
+            </w:r>
+          </w:p>
+        </w:tc>
+        <w:tc>
+          <w:tcPr>
+            <w:tcW w:w="1932" w:type="dxa"/>
+          </w:tcPr>
+          <w:p>
+            <w:pPr>
+              <w:rPr>
+                <w:b/>
+              </w:rPr>
+            </w:pPr>
+            <w:r>
+              <w:rPr>
+                <w:b/>
+              </w:rPr>
+              <w:t>Nome:</w:t>
+            </w:r>
+          </w:p>
+        </w:tc>
+        <w:tc>
+          <w:tcPr>
+            <w:tcW w:w="1932" w:type="dxa"/>
+          </w:tcPr>
+          <w:p>
+            <w:pPr>
+              <w:rPr>
+                <w:b/>
+              </w:rPr>
+            </w:pPr>
+            <w:r>
+              <w:rPr>
+                <w:b/>
+              </w:rPr>
+              <w:t>Anime:</w:t>
+            </w:r>
+          </w:p>
+        </w:tc>
+      </w:tr>
+      <w:tr>
+        <w:trPr>
+          <w:trHeight w:val="236"/>
+        </w:trPr>
+        <w:tc>
+          <w:tcPr>
+            <w:tcW w:w="2604" w:type="dxa"/>
+          </w:tcPr>
+          <w:p>
+            <w:pPr>
+              <w:jc w:val="center"/>
+              <w:rPr>
+                <w:b/>
+              </w:rPr>
+            </w:pPr>
+            <w:r>
+              <w:rPr>
+                <w:b/>
+              </w:rPr>
+              <w:t>Vilão</w:t>
+            </w:r>
+          </w:p>
+        </w:tc>
+        <w:tc>
+          <w:tcPr>
+            <w:tcW w:w="1932" w:type="dxa"/>
+          </w:tcPr>
+          <w:p>
+            <w:pPr>
+              <w:rPr>
+                <w:b/>
+              </w:rPr>
+            </w:pPr>
+            <w:r>
+              <w:rPr>
+                <w:b/>
+              </w:rPr>
+              <w:t>Nome:</w:t>
+            </w:r>
+          </w:p>
+        </w:tc>
+        <w:tc>
+          <w:tcPr>
+            <w:tcW w:w="1932" w:type="dxa"/>
+          </w:tcPr>
+          <w:p>
+            <w:pPr>
+              <w:rPr>
+                <w:b/>
+              </w:rPr>
+            </w:pPr>
+            <w:r>
+              <w:rPr>
+                <w:b/>
+              </w:rPr>
+              <w:t>Anime:</w:t>
+            </w:r>
+          </w:p>
+        </w:tc>
+      </w:tr>
+      <w:tr>
+        <w:trPr>
+          <w:trHeight w:val="249"/>
+        </w:trPr>
+        <w:tc>
+          <w:tcPr>
+            <w:tcW w:w="2604" w:type="dxa"/>
+          </w:tcPr>
+          <w:p>
+            <w:pPr>
+              <w:jc w:val="center"/>
+              <w:rPr>
+                <w:b/>
+              </w:rPr>
+            </w:pPr>
+            <w:r>
+              <w:rPr>
+                <w:b/>
+              </w:rPr>
+              <w:t>Herói</w:t>
+            </w:r>
+          </w:p>
+        </w:tc>
+        <w:tc>
+          <w:tcPr>
+            <w:tcW w:w="1932" w:type="dxa"/>
+          </w:tcPr>
+          <w:p>
+            <w:pPr>
+              <w:rPr>
+                <w:b/>
+              </w:rPr>
+            </w:pPr>
+            <w:r>
+              <w:rPr>
+                <w:b/>
+              </w:rPr>
+              <w:t>Nome:</w:t>
+            </w:r>
+          </w:p>
+        </w:tc>
+        <w:tc>
+          <w:tcPr>
+            <w:tcW w:w="1932" w:type="dxa"/>
+          </w:tcPr>
+          <w:p>
+            <w:pPr>
+              <w:rPr>
+                <w:b/>
+              </w:rPr>
+            </w:pPr>
+            <w:r>
+              <w:rPr>
+                <w:b/>
+              </w:rPr>
+              <w:t>Anime:</w:t>
+            </w:r>
+          </w:p>
+        </w:tc>
+      </w:tr>
+      <w:tr>
+        <w:trPr>
+          <w:trHeight w:val="236"/>
+        </w:trPr>
+        <w:tc>
+          <w:tcPr>
+            <w:tcW w:w="2604" w:type="dxa"/>
+          </w:tcPr>
+          <w:p>
+            <w:pPr>
+              <w:jc w:val="center"/>
+              <w:rPr>
+                <w:b/>
+              </w:rPr>
+            </w:pPr>
+            <w:r>
+              <w:rPr>
+                <w:b/>
+              </w:rPr>
+              <w:t>Anti-herói</w:t>
+            </w:r>
+          </w:p>
+        </w:tc>
+        <w:tc>
+          <w:tcPr>
+            <w:tcW w:w="1932" w:type="dxa"/>
+          </w:tcPr>
+          <w:p>
+            <w:pPr>
+              <w:rPr>
+                <w:b/>
+              </w:rPr>
+            </w:pPr>
+            <w:r>
+              <w:rPr>
+                <w:b/>
+              </w:rPr>
+              <w:t>Nome:</w:t>
+            </w:r>
+          </w:p>
+        </w:tc>
+        <w:tc>
+          <w:tcPr>
+            <w:tcW w:w="1932" w:type="dxa"/>
+          </w:tcPr>
+          <w:p>
+            <w:pPr>
+              <w:rPr>
+                <w:b/>
+              </w:rPr>
+            </w:pPr>
+            <w:r>
+              <w:rPr>
+                <w:b/>
+              </w:rPr>
+              <w:t>Anime:</w:t>
+            </w:r>
+          </w:p>
+        </w:tc>
+      </w:tr>
+      <w:tr>
+        <w:trPr>
+          <w:trHeight w:val="236"/>
+        </w:trPr>
+        <w:tc>
+          <w:tcPr>
+            <w:tcW w:w="2604" w:type="dxa"/>
+          </w:tcPr>
+          <w:p>
+            <w:pPr>
+              <w:jc w:val="center"/>
+              <w:rPr>
+                <w:b/>
+              </w:rPr>
+            </w:pPr>
+            <w:r>
+              <w:rPr>
+                <w:b/>
+              </w:rPr>
+              <w:t>Anti-herói</w:t>
+            </w:r>
+          </w:p>
+        </w:tc>
+        <w:tc>
+          <w:tcPr>
+            <w:tcW w:w="1932" w:type="dxa"/>
+          </w:tcPr>
+          <w:p>
+            <w:pPr>
+              <w:rPr>
+                <w:b/>
+              </w:rPr>
+            </w:pPr>
+            <w:r>
+              <w:rPr>
+                <w:b/>
+              </w:rPr>
+              <w:t>Nome:</w:t>
+            </w:r>
+          </w:p>
+        </w:tc>
+        <w:tc>
+          <w:tcPr>
+            <w:tcW w:w="1932" w:type="dxa"/>
+          </w:tcPr>
+          <w:p>
+            <w:pPr>
+              <w:rPr>
+                <w:b/>
+              </w:rPr>
+            </w:pPr>
+            <w:r>
+              <w:rPr>
+                <w:b/>
+              </w:rPr>
+              <w:t>Anime:</w:t>
+            </w:r>
+          </w:p>
+        </w:tc>
+      </w:tr>
+      <w:tr>
+        <w:trPr>
+          <w:trHeight w:val="236"/>
+        </w:trPr>
+        <w:tc>
+          <w:tcPr>
+            <w:tcW w:w="2604" w:type="dxa"/>
+          </w:tcPr>
+          <w:p>
+            <w:pPr>
+              <w:jc w:val="center"/>
+              <w:rPr>
+                <w:b/>
+              </w:rPr>
+            </w:pPr>
+            <w:r>
+              <w:rPr>
+                <w:b/>
+              </w:rPr>
+              <w:t>Herói</w:t>
+            </w:r>
+          </w:p>
+        </w:tc>
+        <w:tc>
+          <w:tcPr>
+            <w:tcW w:w="1932" w:type="dxa"/>
+          </w:tcPr>
+          <w:p>
+            <w:pPr>
+              <w:rPr>
+                <w:b/>
+              </w:rPr>
+            </w:pPr>
+            <w:r>
+              <w:rPr>
+                <w:b/>
+              </w:rPr>
+              <w:t>Nome:</w:t>
+            </w:r>
+          </w:p>
+        </w:tc>
+        <w:tc>
+          <w:tcPr>
+            <w:tcW w:w="1932" w:type="dxa"/>
+          </w:tcPr>
+          <w:p>
+            <w:pPr>
+              <w:rPr>
+                <w:b/>
+              </w:rPr>
+            </w:pPr>
+            <w:r>
+              <w:rPr>
+                <w:b/>
+              </w:rPr>
+              <w:t>Anime:</w:t>
+            </w:r>
+          </w:p>
+        </w:tc>
+      </w:tr>
+      <w:tr>
+        <w:trPr>
+          <w:trHeight w:val="236"/>
+        </w:trPr>
+        <w:tc>
+          <w:tcPr>
+            <w:tcW w:w="2604" w:type="dxa"/>
+          </w:tcPr>
+          <w:p>
+            <w:pPr>
+              <w:jc w:val="center"/>
+              <w:rPr>
+                <w:b/>
+              </w:rPr>
+            </w:pPr>
+            <w:r>
+              <w:rPr>
+                <w:b/>
+              </w:rPr>
+              <w:t>Vilão</w:t>
+            </w:r>
+          </w:p>
+        </w:tc>
+        <w:tc>
+          <w:tcPr>
+            <w:tcW w:w="1932" w:type="dxa"/>
+          </w:tcPr>
+          <w:p>
+            <w:pPr>
+              <w:rPr>
+                <w:b/>
+              </w:rPr>
+            </w:pPr>
+            <w:r>
+              <w:rPr>
+                <w:b/>
+              </w:rPr>
+              <w:t>Nome:</w:t>
+            </w:r>
+          </w:p>
+        </w:tc>
+        <w:tc>
+          <w:tcPr>
+            <w:tcW w:w="1932" w:type="dxa"/>
+          </w:tcPr>
+          <w:p>
+            <w:pPr>
+              <w:rPr>
+                <w:b/>
+              </w:rPr>
+            </w:pPr>
+            <w:r>
+              <w:rPr>
+                <w:b/>
+              </w:rPr>
+              <w:t>Anime:</w:t>
+            </w:r>
+          </w:p>
+        </w:tc>
+      </w:tr>
+    </w:tbl>
+    <w:p/>
+    <w:p/>
+    <w:p/>
+    <w:p/>
+    <w:p/>
+    <w:p/>
+    <w:p/>
+    <w:p/>
     <w:p>
-      <w:pPr>
-        <w:rPr>
-          <w:color w:val="CC3399"/>
-        </w:rPr>
-      </w:pPr>
-    </w:p>
-    <w:p>
+      <w:bookmarkStart w:id="0" w:name="_GoBack"/>
       <w:r>
         <w:rPr>
           <w:noProof/>
         </w:rPr>
-        <w:drawing>
-          <wp:anchor distT="0" distB="0" distL="114300" distR="114300" simplePos="0" relativeHeight="251658240" behindDoc="1" locked="0" layoutInCell="1" allowOverlap="1">
-            <wp:simplePos x="0" y="0"/>
-            <wp:positionH relativeFrom="column">
-              <wp:posOffset>-386715</wp:posOffset>
-            </wp:positionH>
-            <wp:positionV relativeFrom="paragraph">
-              <wp:posOffset>279400</wp:posOffset>
-            </wp:positionV>
-            <wp:extent cx="1489710" cy="2647950"/>
-            <wp:effectExtent l="533400" t="438150" r="796290" b="800100"/>
-            <wp:wrapTight wrapText="bothSides">
-              <wp:wrapPolygon edited="0">
-                <wp:start x="-6905" y="-3574"/>
-                <wp:lineTo x="-7734" y="1399"/>
-                <wp:lineTo x="-7734" y="23776"/>
-                <wp:lineTo x="-7182" y="26417"/>
-                <wp:lineTo x="-4419" y="27660"/>
-                <wp:lineTo x="-4143" y="27971"/>
-                <wp:lineTo x="29279" y="27971"/>
-                <wp:lineTo x="29555" y="27660"/>
-                <wp:lineTo x="32317" y="26417"/>
-                <wp:lineTo x="32870" y="23776"/>
-                <wp:lineTo x="32870" y="1399"/>
-                <wp:lineTo x="29555" y="-932"/>
-                <wp:lineTo x="29279" y="-1088"/>
-                <wp:lineTo x="28174" y="-3574"/>
-                <wp:lineTo x="-6905" y="-3574"/>
-              </wp:wrapPolygon>
-            </wp:wrapTight>
-            <wp:docPr id="1" name="Imagem 1"/>
-            <wp:cNvGraphicFramePr>
-              <a:graphicFrameLocks xmlns:a="http://schemas.openxmlformats.org/drawingml/2006/main" noChangeAspect="1"/>
-            </wp:cNvGraphicFramePr>
-            <a:graphic xmlns:a="http://schemas.openxmlformats.org/drawingml/2006/main">
-              <a:graphicData uri="http://schemas.openxmlformats.org/drawingml/2006/picture">
-                <pic:pic xmlns:pic="http://schemas.openxmlformats.org/drawingml/2006/picture">
-                  <pic:nvPicPr>
-                    <pic:cNvPr id="1" name="dd4bf2103e9f1dfbda1438bb70d21756.jpg"/>
-                    <pic:cNvPicPr/>
-                  </pic:nvPicPr>
-                  <pic:blipFill>
-                    <a:blip r:embed="rId9" cstate="print">
-                      <a:extLst>
-                        <a:ext uri="{28A0092B-C50C-407E-A947-70E740481C1C}">
-                          <a14:useLocalDpi xmlns:a14="http://schemas.microsoft.com/office/drawing/2010/main" val="0"/>
-                        </a:ext>
-                      </a:extLst>
-                    </a:blip>
-                    <a:stretch>
-                      <a:fillRect/>
-                    </a:stretch>
-                  </pic:blipFill>
-                  <pic:spPr>
-                    <a:xfrm>
-                      <a:off x="0" y="0"/>
-                      <a:ext cx="1489710" cy="2647950"/>
-                    </a:xfrm>
-                    <a:prstGeom prst="rect">
-                      <a:avLst/>
-                    </a:prstGeom>
-                    <a:solidFill>
-                      <a:srgbClr val="000000">
-                        <a:shade val="95000"/>
-                      </a:srgbClr>
-                    </a:solidFill>
-                    <a:ln w="444500" cap="sq">
-                      <a:solidFill>
-                        <a:srgbClr val="000000"/>
-                      </a:solidFill>
-                      <a:miter lim="800000"/>
-                    </a:ln>
-                    <a:effectLst>
-                      <a:outerShdw blurRad="254000" dist="190500" dir="2700000" sy="90000" algn="bl" rotWithShape="0">
-                        <a:srgbClr val="000000">
-                          <a:alpha val="40000"/>
-                        </a:srgbClr>
-                      </a:outerShdw>
-                    </a:effectLst>
-                  </pic:spPr>
-                </pic:pic>
-              </a:graphicData>
-            </a:graphic>
-            <wp14:sizeRelH relativeFrom="page">
-              <wp14:pctWidth>0</wp14:pctWidth>
-            </wp14:sizeRelH>
-            <wp14:sizeRelV relativeFrom="page">
-              <wp14:pctHeight>0</wp14:pctHeight>
-            </wp14:sizeRelV>
-          </wp:anchor>
-        </w:drawing>
+        <w:lastRenderedPageBreak/>
+        <mc:AlternateContent>
+          <mc:Choice Requires="wpg">
+            <w:drawing>
+              <wp:anchor distT="0" distB="0" distL="114300" distR="114300" simplePos="0" relativeHeight="251662336" behindDoc="0" locked="0" layoutInCell="1" allowOverlap="1">
+                <wp:simplePos x="0" y="0"/>
+                <wp:positionH relativeFrom="column">
+                  <wp:posOffset>35505</wp:posOffset>
+                </wp:positionH>
+                <wp:positionV relativeFrom="paragraph">
+                  <wp:posOffset>304</wp:posOffset>
+                </wp:positionV>
+                <wp:extent cx="6645910" cy="3738880"/>
+                <wp:effectExtent l="0" t="0" r="2540" b="0"/>
+                <wp:wrapTight wrapText="bothSides">
+                  <wp:wrapPolygon edited="0">
+                    <wp:start x="0" y="0"/>
+                    <wp:lineTo x="0" y="21461"/>
+                    <wp:lineTo x="21546" y="21461"/>
+                    <wp:lineTo x="21546" y="0"/>
+                    <wp:lineTo x="0" y="0"/>
+                  </wp:wrapPolygon>
+                </wp:wrapTight>
+                <wp:docPr id="6" name="Agrupar 6"/>
+                <wp:cNvGraphicFramePr/>
+                <a:graphic xmlns:a="http://schemas.openxmlformats.org/drawingml/2006/main">
+                  <a:graphicData uri="http://schemas.microsoft.com/office/word/2010/wordprocessingGroup">
+                    <wpg:wgp>
+                      <wpg:cNvGrpSpPr/>
+                      <wpg:grpSpPr>
+                        <a:xfrm>
+                          <a:off x="0" y="0"/>
+                          <a:ext cx="6645910" cy="3738880"/>
+                          <a:chOff x="0" y="0"/>
+                          <a:chExt cx="6645910" cy="3738880"/>
+                        </a:xfrm>
+                      </wpg:grpSpPr>
+                      <pic:pic xmlns:pic="http://schemas.openxmlformats.org/drawingml/2006/picture">
+                        <pic:nvPicPr>
+                          <pic:cNvPr id="4" name="Imagem 4"/>
+                          <pic:cNvPicPr>
+                            <a:picLocks noChangeAspect="1"/>
+                          </pic:cNvPicPr>
+                        </pic:nvPicPr>
+                        <pic:blipFill>
+                          <a:blip r:embed="rId10" cstate="print">
+                            <a:extLst>
+                              <a:ext uri="{28A0092B-C50C-407E-A947-70E740481C1C}">
+                                <a14:useLocalDpi xmlns:a14="http://schemas.microsoft.com/office/drawing/2010/main" val="0"/>
+                              </a:ext>
+                              <a:ext uri="{837473B0-CC2E-450A-ABE3-18F120FF3D39}">
+                                <a1611:picAttrSrcUrl xmlns:a1611="http://schemas.microsoft.com/office/drawing/2016/11/main" r:id="rId11"/>
+                              </a:ext>
+                            </a:extLst>
+                          </a:blip>
+                          <a:stretch>
+                            <a:fillRect/>
+                          </a:stretch>
+                        </pic:blipFill>
+                        <pic:spPr>
+                          <a:xfrm>
+                            <a:off x="0" y="0"/>
+                            <a:ext cx="6645910" cy="3738880"/>
+                          </a:xfrm>
+                          <a:prstGeom prst="rect">
+                            <a:avLst/>
+                          </a:prstGeom>
+                        </pic:spPr>
+                      </pic:pic>
+                      <pic:pic xmlns:pic="http://schemas.openxmlformats.org/drawingml/2006/picture">
+                        <pic:nvPicPr>
+                          <pic:cNvPr id="5" name="Imagem 5"/>
+                          <pic:cNvPicPr>
+                            <a:picLocks noChangeAspect="1"/>
+                          </pic:cNvPicPr>
+                        </pic:nvPicPr>
+                        <pic:blipFill>
+                          <a:blip r:embed="rId12" cstate="print">
+                            <a:extLst>
+                              <a:ext uri="{BEBA8EAE-BF5A-486C-A8C5-ECC9F3942E4B}">
+                                <a14:imgProps xmlns:a14="http://schemas.microsoft.com/office/drawing/2010/main">
+                                  <a14:imgLayer r:embed="rId13">
+                                    <a14:imgEffect>
+                                      <a14:backgroundRemoval t="10000" b="90000" l="10000" r="90000"/>
+                                    </a14:imgEffect>
+                                  </a14:imgLayer>
+                                </a14:imgProps>
+                              </a:ext>
+                              <a:ext uri="{28A0092B-C50C-407E-A947-70E740481C1C}">
+                                <a14:useLocalDpi xmlns:a14="http://schemas.microsoft.com/office/drawing/2010/main" val="0"/>
+                              </a:ext>
+                              <a:ext uri="{837473B0-CC2E-450A-ABE3-18F120FF3D39}">
+                                <a1611:picAttrSrcUrl xmlns:a1611="http://schemas.microsoft.com/office/drawing/2016/11/main" r:id="rId14"/>
+                              </a:ext>
+                            </a:extLst>
+                          </a:blip>
+                          <a:stretch>
+                            <a:fillRect/>
+                          </a:stretch>
+                        </pic:blipFill>
+                        <pic:spPr>
+                          <a:xfrm>
+                            <a:off x="4476584" y="652007"/>
+                            <a:ext cx="959485" cy="1026160"/>
+                          </a:xfrm>
+                          <a:prstGeom prst="rect">
+                            <a:avLst/>
+                          </a:prstGeom>
+                        </pic:spPr>
+                      </pic:pic>
+                    </wpg:wgp>
+                  </a:graphicData>
+                </a:graphic>
+              </wp:anchor>
+            </w:drawing>
+          </mc:Choice>
+          <mc:Fallback>
+            <w:pict>
+              <v:group w14:anchorId="660F99D0" id="Agrupar 6" o:spid="_x0000_s1026" style="position:absolute;margin-left:2.8pt;margin-top:0;width:523.3pt;height:294.4pt;z-index:251662336" coordsize="66459,37388" o:gfxdata="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">
+                <v:shapetype id="_x0000_t75" coordsize="21600,21600" o:spt="75" o:preferrelative="t" path="m@4@5l@4@11@9@11@9@5xe" filled="f" stroked="f">
+                  <v:stroke joinstyle="miter"/>
+                  <v:formulas>
+                    <v:f eqn="if lineDrawn pixelLineWidth 0"/>
+                    <v:f eqn="sum @0 1 0"/>
+                    <v:f eqn="sum 0 0 @1"/>
+                    <v:f eqn="prod @2 1 2"/>
+                    <v:f eqn="prod @3 21600 pixelWidth"/>
+                    <v:f eqn="prod @3 21600 pixelHeight"/>
+                    <v:f eqn="sum @0 0 1"/>
+                    <v:f eqn="prod @6 1 2"/>
+                    <v:f eqn="prod @7 21600 pixelWidth"/>
+                    <v:f eqn="sum @8 21600 0"/>
+                    <v:f eqn="prod @7 21600 pixelHeight"/>
+                    <v:f eqn="sum @10 21600 0"/>
+                  </v:formulas>
+                  <v:path o:extrusionok="f" gradientshapeok="t" o:connecttype="rect"/>
+                  <o:lock v:ext="edit" aspectratio="t"/>
+                </v:shapetype>
+                <v:shape id="Imagem 4" o:spid="_x0000_s1027" type="#_x0000_t75" style="position:absolute;width:66459;height:37388;visibility:visible;mso-wrap-style:square" o:gfxdata="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">
+                  <v:imagedata r:id="rId15" o:title=""/>
+                </v:shape>
+                <v:shape id="Imagem 5" o:spid="_x0000_s1028" type="#_x0000_t75" style="position:absolute;left:44765;top:6520;width:9595;height:10261;visibility:visible;mso-wrap-style:square" o:gfxdata="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">
+                  <v:imagedata r:id="rId16" o:title=""/>
+                </v:shape>
+                <w10:wrap type="tight"/>
+              </v:group>
+            </w:pict>
+          </mc:Fallback>
+        </mc:AlternateContent>
       </w:r>
+      <w:bookmarkEnd w:id="0"/>
     </w:p>
     <w:sectPr>
       <w:pgSz w:w="11906" w:h="16838"/>
-      <w:pgMar w:top="1417" w:right="1701" w:bottom="1417" w:left="1701" w:header="708" w:footer="708" w:gutter="0"/>
+      <w:pgMar w:top="720" w:right="720" w:bottom="720" w:left="720" w:header="708" w:footer="708" w:gutter="0"/>
       <w:cols w:space="708"/>
       <w:docGrid w:linePitch="360"/>
     </w:sectPr>
@@ -1152,7 +2032,7 @@
 </file>
 
 <file path=customXml/itemProps1.xml><?xml version="1.0" encoding="utf-8"?>
-<ds:datastoreItem xmlns:ds="http://schemas.openxmlformats.org/officeDocument/2006/customXml" ds:itemID="{BD71DAAA-2C2D-46BA-AFEA-93688BE0FCC5}">
+<ds:datastoreItem xmlns:ds="http://schemas.openxmlformats.org/officeDocument/2006/customXml" ds:itemID="{4284E071-23D4-4E5D-B3D4-0F030D7A1309}">
   <ds:schemaRefs>
     <ds:schemaRef ds:uri="http://schemas.openxmlformats.org/officeDocument/2006/bibliography"/>
   </ds:schemaRefs>
